--- a/角色材料/任务书/⑥-产品经理与工程管理_7周任务书_v1.0.docx
+++ b/角色材料/任务书/⑥-产品经理与工程管理_7周任务书_v1.0.docx
@@ -199,7 +199,7 @@
                 <w:b/>
                 <w:sz w:val="18"/>
               </w:rPr>
-              <w:t>14.第三轮7周总排期 v1.0</w:t>
+              <w:t>14.第三轮7周总排期 v1.1</w:t>
             </w:r>
           </w:p>
         </w:tc>
@@ -3310,7 +3310,7 @@
         <w:rPr>
           <w:b/>
         </w:rPr>
-        <w:t>降级方案（2 泵版）</w:t>
+        <w:t>回退版本（2 泵版）</w:t>
       </w:r>
     </w:p>
     <w:p>
@@ -4267,7 +4267,7 @@
           <w:rFonts w:ascii="Consolas" w:hAnsi="Consolas"/>
           <w:sz w:val="18"/>
         </w:rPr>
-        <w:t>python _工具/md2docx.py "共享文档/14.第三轮7周总排期与里程碑_v1.0.md" "共享文档/14.第三轮7周总排期与里程碑_v1.0.docx"</w:t>
+        <w:t>python _工具/md2docx.py "共享文档/14.第三轮7周总排期与里程碑_v1.1.md" "共享文档/14.第三轮7周总排期与里程碑_v1.1.docx"</w:t>
       </w:r>
     </w:p>
     <w:p>
